--- a/202_CALFERQUIM/07 Hojas de Seguridad/HOJA DE SEGURIDAD - YESO GRANULADO.docx
+++ b/202_CALFERQUIM/07 Hojas de Seguridad/HOJA DE SEGURIDAD - YESO GRANULADO.docx
@@ -1,6 +1,6 @@
 
 <file path=word/document.xml><?xml version="1.0" encoding="utf-8"?>
-<w:document xmlns:wpc="http://schemas.microsoft.com/office/word/2010/wordprocessingCanvas" xmlns:cx="http://schemas.microsoft.com/office/drawing/2014/chartex" xmlns:cx1="http://schemas.microsoft.com/office/drawing/2015/9/8/chartex" xmlns:cx2="http://schemas.microsoft.com/office/drawing/2015/10/21/chartex" xmlns:cx3="http://schemas.microsoft.com/office/drawing/2016/5/9/chartex" xmlns:cx4="http://schemas.microsoft.com/office/drawing/2016/5/10/chartex" xmlns:cx5="http://schemas.microsoft.com/office/drawing/2016/5/11/chartex" xmlns:cx6="http://schemas.microsoft.com/office/drawing/2016/5/12/chartex" xmlns:cx7="http://schemas.microsoft.com/office/drawing/2016/5/13/chartex" xmlns:cx8="http://schemas.microsoft.com/office/drawing/2016/5/14/chartex" xmlns:mc="http://schemas.openxmlformats.org/markup-compatibility/2006" xmlns:aink="http://schemas.microsoft.com/office/drawing/2016/ink" xmlns:am3d="http://schemas.microsoft.com/office/drawing/2017/model3d" xmlns:o="urn:schemas-microsoft-com:office:office" xmlns:r="http://schemas.openxmlformats.org/officeDocument/2006/relationships" xmlns:m="http://schemas.openxmlformats.org/officeDocument/2006/math" xmlns:v="urn:schemas-microsoft-com:vml" xmlns:wp14="http://schemas.microsoft.com/office/word/2010/wordprocessingDrawing" xmlns:wp="http://schemas.openxmlformats.org/drawingml/2006/wordprocessingDrawing" xmlns:w10="urn:schemas-microsoft-com:office:word" xmlns:w="http://schemas.openxmlformats.org/wordprocessingml/2006/main" xmlns:w14="http://schemas.microsoft.com/office/word/2010/wordml" xmlns:w15="http://schemas.microsoft.com/office/word/2012/wordml" xmlns:w16cex="http://schemas.microsoft.com/office/word/2018/wordml/cex" xmlns:w16cid="http://schemas.microsoft.com/office/word/2016/wordml/cid" xmlns:w16="http://schemas.microsoft.com/office/word/2018/wordml" xmlns:w16sdtdh="http://schemas.microsoft.com/office/word/2020/wordml/sdtdatahash" xmlns:w16se="http://schemas.microsoft.com/office/word/2015/wordml/symex" xmlns:wpg="http://schemas.microsoft.com/office/word/2010/wordprocessingGroup" xmlns:wpi="http://schemas.microsoft.com/office/word/2010/wordprocessingInk" xmlns:wne="http://schemas.microsoft.com/office/word/2006/wordml" xmlns:wps="http://schemas.microsoft.com/office/word/2010/wordprocessingShape" mc:Ignorable="w14 w15 w16se w16cid w16 w16cex w16sdtdh wp14">
+<w:document xmlns:wpc="http://schemas.microsoft.com/office/word/2010/wordprocessingCanvas" xmlns:cx="http://schemas.microsoft.com/office/drawing/2014/chartex" xmlns:cx1="http://schemas.microsoft.com/office/drawing/2015/9/8/chartex" xmlns:cx2="http://schemas.microsoft.com/office/drawing/2015/10/21/chartex" xmlns:cx3="http://schemas.microsoft.com/office/drawing/2016/5/9/chartex" xmlns:cx4="http://schemas.microsoft.com/office/drawing/2016/5/10/chartex" xmlns:cx5="http://schemas.microsoft.com/office/drawing/2016/5/11/chartex" xmlns:cx6="http://schemas.microsoft.com/office/drawing/2016/5/12/chartex" xmlns:cx7="http://schemas.microsoft.com/office/drawing/2016/5/13/chartex" xmlns:cx8="http://schemas.microsoft.com/office/drawing/2016/5/14/chartex" xmlns:mc="http://schemas.openxmlformats.org/markup-compatibility/2006" xmlns:aink="http://schemas.microsoft.com/office/drawing/2016/ink" xmlns:am3d="http://schemas.microsoft.com/office/drawing/2017/model3d" xmlns:o="urn:schemas-microsoft-com:office:office" xmlns:oel="http://schemas.microsoft.com/office/2019/extlst" xmlns:r="http://schemas.openxmlformats.org/officeDocument/2006/relationships" xmlns:m="http://schemas.openxmlformats.org/officeDocument/2006/math" xmlns:v="urn:schemas-microsoft-com:vml" xmlns:wp14="http://schemas.microsoft.com/office/word/2010/wordprocessingDrawing" xmlns:wp="http://schemas.openxmlformats.org/drawingml/2006/wordprocessingDrawing" xmlns:w10="urn:schemas-microsoft-com:office:word" xmlns:w="http://schemas.openxmlformats.org/wordprocessingml/2006/main" xmlns:w14="http://schemas.microsoft.com/office/word/2010/wordml" xmlns:w15="http://schemas.microsoft.com/office/word/2012/wordml" xmlns:w16cex="http://schemas.microsoft.com/office/word/2018/wordml/cex" xmlns:w16cid="http://schemas.microsoft.com/office/word/2016/wordml/cid" xmlns:w16="http://schemas.microsoft.com/office/word/2018/wordml" xmlns:w16sdtdh="http://schemas.microsoft.com/office/word/2020/wordml/sdtdatahash" xmlns:w16se="http://schemas.microsoft.com/office/word/2015/wordml/symex" xmlns:wpg="http://schemas.microsoft.com/office/word/2010/wordprocessingGroup" xmlns:wpi="http://schemas.microsoft.com/office/word/2010/wordprocessingInk" xmlns:wne="http://schemas.microsoft.com/office/word/2006/wordml" xmlns:wps="http://schemas.microsoft.com/office/word/2010/wordprocessingShape" mc:Ignorable="w14 w15 w16se w16cid w16 w16cex w16sdtdh wp14">
   <w:body>
     <w:p>
       <w:pPr>
@@ -986,7 +986,7 @@
           <w:szCs w:val="32"/>
           <w:lang w:val="es-CO"/>
         </w:rPr>
-        <w:t>YESO AGRICOLA-GRANULADO</w:t>
+        <w:t>SUL-CALCIO – SULFATO DE CALCIO</w:t>
       </w:r>
     </w:p>
     <w:p>
@@ -3503,153 +3503,140 @@
                 <w:lang w:val="es-CO"/>
               </w:rPr>
             </w:pPr>
-            <w:hyperlink r:id="rId9">
+            <w:hyperlink r:id="rId9" w:history="1">
               <w:r>
                 <w:rPr>
+                  <w:rStyle w:val="Hipervnculo"/>
                   <w:rFonts w:ascii="Calibri" w:eastAsia="Calibri" w:hAnsi="Calibri" w:cs="Calibri"/>
-                  <w:color w:val="0462C1"/>
                   <w:spacing w:val="-1"/>
                   <w:sz w:val="22"/>
                   <w:szCs w:val="22"/>
-                  <w:u w:val="single" w:color="0462C1"/>
                   <w:lang w:val="es-CO"/>
                 </w:rPr>
                 <w:t>g</w:t>
               </w:r>
               <w:r>
                 <w:rPr>
+                  <w:rStyle w:val="Hipervnculo"/>
                   <w:rFonts w:ascii="Calibri" w:eastAsia="Calibri" w:hAnsi="Calibri" w:cs="Calibri"/>
-                  <w:color w:val="0462C1"/>
                   <w:spacing w:val="1"/>
                   <w:sz w:val="22"/>
                   <w:szCs w:val="22"/>
-                  <w:u w:val="single" w:color="0462C1"/>
                   <w:lang w:val="es-CO"/>
                 </w:rPr>
                 <w:t>o</w:t>
               </w:r>
               <w:r>
                 <w:rPr>
+                  <w:rStyle w:val="Hipervnculo"/>
                   <w:rFonts w:ascii="Calibri" w:eastAsia="Calibri" w:hAnsi="Calibri" w:cs="Calibri"/>
-                  <w:color w:val="0462C1"/>
                   <w:sz w:val="22"/>
                   <w:szCs w:val="22"/>
-                  <w:u w:val="single" w:color="0462C1"/>
                   <w:lang w:val="es-CO"/>
                 </w:rPr>
-                <w:t>reju</w:t>
+                <w:t>rejue</w:t>
               </w:r>
               <w:r>
                 <w:rPr>
+                  <w:rStyle w:val="Hipervnculo"/>
                   <w:rFonts w:ascii="Calibri" w:eastAsia="Calibri" w:hAnsi="Calibri" w:cs="Calibri"/>
-                  <w:color w:val="0462C1"/>
                   <w:spacing w:val="-1"/>
                   <w:sz w:val="22"/>
                   <w:szCs w:val="22"/>
-                  <w:u w:val="single" w:color="0462C1"/>
                   <w:lang w:val="es-CO"/>
                 </w:rPr>
                 <w:t>l</w:t>
               </w:r>
               <w:r>
                 <w:rPr>
+                  <w:rStyle w:val="Hipervnculo"/>
                   <w:rFonts w:ascii="Calibri" w:eastAsia="Calibri" w:hAnsi="Calibri" w:cs="Calibri"/>
-                  <w:color w:val="0462C1"/>
                   <w:sz w:val="22"/>
                   <w:szCs w:val="22"/>
-                  <w:u w:val="single" w:color="0462C1"/>
                   <w:lang w:val="es-CO"/>
                 </w:rPr>
                 <w:t>a</w:t>
               </w:r>
               <w:r>
                 <w:rPr>
+                  <w:rStyle w:val="Hipervnculo"/>
                   <w:rFonts w:ascii="Calibri" w:eastAsia="Calibri" w:hAnsi="Calibri" w:cs="Calibri"/>
-                  <w:color w:val="0462C1"/>
                   <w:spacing w:val="-1"/>
                   <w:sz w:val="22"/>
                   <w:szCs w:val="22"/>
-                  <w:u w:val="single" w:color="0462C1"/>
                   <w:lang w:val="es-CO"/>
                 </w:rPr>
                 <w:t>@</w:t>
               </w:r>
               <w:r>
                 <w:rPr>
+                  <w:rStyle w:val="Hipervnculo"/>
                   <w:rFonts w:ascii="Calibri" w:eastAsia="Calibri" w:hAnsi="Calibri" w:cs="Calibri"/>
-                  <w:color w:val="0462C1"/>
                   <w:sz w:val="22"/>
                   <w:szCs w:val="22"/>
-                  <w:u w:val="single" w:color="0462C1"/>
                   <w:lang w:val="es-CO"/>
                 </w:rPr>
                 <w:t>calfer</w:t>
               </w:r>
               <w:r>
                 <w:rPr>
+                  <w:rStyle w:val="Hipervnculo"/>
                   <w:rFonts w:ascii="Calibri" w:eastAsia="Calibri" w:hAnsi="Calibri" w:cs="Calibri"/>
-                  <w:color w:val="0462C1"/>
                   <w:spacing w:val="-1"/>
                   <w:sz w:val="22"/>
                   <w:szCs w:val="22"/>
-                  <w:u w:val="single" w:color="0462C1"/>
                   <w:lang w:val="es-CO"/>
                 </w:rPr>
                 <w:t>qu</w:t>
               </w:r>
               <w:r>
                 <w:rPr>
+                  <w:rStyle w:val="Hipervnculo"/>
                   <w:rFonts w:ascii="Calibri" w:eastAsia="Calibri" w:hAnsi="Calibri" w:cs="Calibri"/>
-                  <w:color w:val="0462C1"/>
                   <w:sz w:val="22"/>
                   <w:szCs w:val="22"/>
-                  <w:u w:val="single" w:color="0462C1"/>
                   <w:lang w:val="es-CO"/>
                 </w:rPr>
                 <w:t>i</w:t>
               </w:r>
               <w:r>
                 <w:rPr>
+                  <w:rStyle w:val="Hipervnculo"/>
                   <w:rFonts w:ascii="Calibri" w:eastAsia="Calibri" w:hAnsi="Calibri" w:cs="Calibri"/>
-                  <w:color w:val="0462C1"/>
                   <w:spacing w:val="1"/>
                   <w:sz w:val="22"/>
                   <w:szCs w:val="22"/>
-                  <w:u w:val="single" w:color="0462C1"/>
                   <w:lang w:val="es-CO"/>
                 </w:rPr>
                 <w:t>m</w:t>
               </w:r>
               <w:r>
                 <w:rPr>
+                  <w:rStyle w:val="Hipervnculo"/>
                   <w:rFonts w:ascii="Calibri" w:eastAsia="Calibri" w:hAnsi="Calibri" w:cs="Calibri"/>
-                  <w:color w:val="0462C1"/>
                   <w:sz w:val="22"/>
                   <w:szCs w:val="22"/>
-                  <w:u w:val="single" w:color="0462C1"/>
                   <w:lang w:val="es-CO"/>
                 </w:rPr>
                 <w:t>.c</w:t>
               </w:r>
               <w:r>
                 <w:rPr>
+                  <w:rStyle w:val="Hipervnculo"/>
                   <w:rFonts w:ascii="Calibri" w:eastAsia="Calibri" w:hAnsi="Calibri" w:cs="Calibri"/>
-                  <w:color w:val="0462C1"/>
                   <w:spacing w:val="1"/>
                   <w:sz w:val="22"/>
                   <w:szCs w:val="22"/>
-                  <w:u w:val="single" w:color="0462C1"/>
                   <w:lang w:val="es-CO"/>
                 </w:rPr>
                 <w:t>o</w:t>
               </w:r>
               <w:r>
                 <w:rPr>
+                  <w:rStyle w:val="Hipervnculo"/>
                   <w:rFonts w:ascii="Calibri" w:eastAsia="Calibri" w:hAnsi="Calibri" w:cs="Calibri"/>
-                  <w:color w:val="0462C1"/>
                   <w:sz w:val="22"/>
                   <w:szCs w:val="22"/>
-                  <w:u w:val="single" w:color="0462C1"/>
                   <w:lang w:val="es-CO"/>
                 </w:rPr>
                 <w:t>m</w:t>
@@ -24142,7 +24129,7 @@
 </file>
 
 <file path=word/endnotes.xml><?xml version="1.0" encoding="utf-8"?>
-<w:endnotes xmlns:wpc="http://schemas.microsoft.com/office/word/2010/wordprocessingCanvas" xmlns:cx="http://schemas.microsoft.com/office/drawing/2014/chartex" xmlns:cx1="http://schemas.microsoft.com/office/drawing/2015/9/8/chartex" xmlns:cx2="http://schemas.microsoft.com/office/drawing/2015/10/21/chartex" xmlns:cx3="http://schemas.microsoft.com/office/drawing/2016/5/9/chartex" xmlns:cx4="http://schemas.microsoft.com/office/drawing/2016/5/10/chartex" xmlns:cx5="http://schemas.microsoft.com/office/drawing/2016/5/11/chartex" xmlns:cx6="http://schemas.microsoft.com/office/drawing/2016/5/12/chartex" xmlns:cx7="http://schemas.microsoft.com/office/drawing/2016/5/13/chartex" xmlns:cx8="http://schemas.microsoft.com/office/drawing/2016/5/14/chartex" xmlns:mc="http://schemas.openxmlformats.org/markup-compatibility/2006" xmlns:aink="http://schemas.microsoft.com/office/drawing/2016/ink" xmlns:am3d="http://schemas.microsoft.com/office/drawing/2017/model3d" xmlns:o="urn:schemas-microsoft-com:office:office" xmlns:r="http://schemas.openxmlformats.org/officeDocument/2006/relationships" xmlns:m="http://schemas.openxmlformats.org/officeDocument/2006/math" xmlns:v="urn:schemas-microsoft-com:vml" xmlns:wp14="http://schemas.microsoft.com/office/word/2010/wordprocessingDrawing" xmlns:wp="http://schemas.openxmlformats.org/drawingml/2006/wordprocessingDrawing" xmlns:w10="urn:schemas-microsoft-com:office:word" xmlns:w="http://schemas.openxmlformats.org/wordprocessingml/2006/main" xmlns:w14="http://schemas.microsoft.com/office/word/2010/wordml" xmlns:w15="http://schemas.microsoft.com/office/word/2012/wordml" xmlns:w16cex="http://schemas.microsoft.com/office/word/2018/wordml/cex" xmlns:w16cid="http://schemas.microsoft.com/office/word/2016/wordml/cid" xmlns:w16="http://schemas.microsoft.com/office/word/2018/wordml" xmlns:w16sdtdh="http://schemas.microsoft.com/office/word/2020/wordml/sdtdatahash" xmlns:w16se="http://schemas.microsoft.com/office/word/2015/wordml/symex" xmlns:wpg="http://schemas.microsoft.com/office/word/2010/wordprocessingGroup" xmlns:wpi="http://schemas.microsoft.com/office/word/2010/wordprocessingInk" xmlns:wne="http://schemas.microsoft.com/office/word/2006/wordml" xmlns:wps="http://schemas.microsoft.com/office/word/2010/wordprocessingShape" mc:Ignorable="w14 w15 w16se w16cid w16 w16cex w16sdtdh wp14">
+<w:endnotes xmlns:wpc="http://schemas.microsoft.com/office/word/2010/wordprocessingCanvas" xmlns:cx="http://schemas.microsoft.com/office/drawing/2014/chartex" xmlns:cx1="http://schemas.microsoft.com/office/drawing/2015/9/8/chartex" xmlns:cx2="http://schemas.microsoft.com/office/drawing/2015/10/21/chartex" xmlns:cx3="http://schemas.microsoft.com/office/drawing/2016/5/9/chartex" xmlns:cx4="http://schemas.microsoft.com/office/drawing/2016/5/10/chartex" xmlns:cx5="http://schemas.microsoft.com/office/drawing/2016/5/11/chartex" xmlns:cx6="http://schemas.microsoft.com/office/drawing/2016/5/12/chartex" xmlns:cx7="http://schemas.microsoft.com/office/drawing/2016/5/13/chartex" xmlns:cx8="http://schemas.microsoft.com/office/drawing/2016/5/14/chartex" xmlns:mc="http://schemas.openxmlformats.org/markup-compatibility/2006" xmlns:aink="http://schemas.microsoft.com/office/drawing/2016/ink" xmlns:am3d="http://schemas.microsoft.com/office/drawing/2017/model3d" xmlns:o="urn:schemas-microsoft-com:office:office" xmlns:oel="http://schemas.microsoft.com/office/2019/extlst" xmlns:r="http://schemas.openxmlformats.org/officeDocument/2006/relationships" xmlns:m="http://schemas.openxmlformats.org/officeDocument/2006/math" xmlns:v="urn:schemas-microsoft-com:vml" xmlns:wp14="http://schemas.microsoft.com/office/word/2010/wordprocessingDrawing" xmlns:wp="http://schemas.openxmlformats.org/drawingml/2006/wordprocessingDrawing" xmlns:w10="urn:schemas-microsoft-com:office:word" xmlns:w="http://schemas.openxmlformats.org/wordprocessingml/2006/main" xmlns:w14="http://schemas.microsoft.com/office/word/2010/wordml" xmlns:w15="http://schemas.microsoft.com/office/word/2012/wordml" xmlns:w16cex="http://schemas.microsoft.com/office/word/2018/wordml/cex" xmlns:w16cid="http://schemas.microsoft.com/office/word/2016/wordml/cid" xmlns:w16="http://schemas.microsoft.com/office/word/2018/wordml" xmlns:w16sdtdh="http://schemas.microsoft.com/office/word/2020/wordml/sdtdatahash" xmlns:w16se="http://schemas.microsoft.com/office/word/2015/wordml/symex" xmlns:wpg="http://schemas.microsoft.com/office/word/2010/wordprocessingGroup" xmlns:wpi="http://schemas.microsoft.com/office/word/2010/wordprocessingInk" xmlns:wne="http://schemas.microsoft.com/office/word/2006/wordml" xmlns:wps="http://schemas.microsoft.com/office/word/2010/wordprocessingShape" mc:Ignorable="w14 w15 w16se w16cid w16 w16cex w16sdtdh wp14">
   <w:endnote w:type="separator" w:id="-1">
     <w:p>
       <w:r>
@@ -24161,7 +24148,7 @@
 </file>
 
 <file path=word/footnotes.xml><?xml version="1.0" encoding="utf-8"?>
-<w:footnotes xmlns:wpc="http://schemas.microsoft.com/office/word/2010/wordprocessingCanvas" xmlns:cx="http://schemas.microsoft.com/office/drawing/2014/chartex" xmlns:cx1="http://schemas.microsoft.com/office/drawing/2015/9/8/chartex" xmlns:cx2="http://schemas.microsoft.com/office/drawing/2015/10/21/chartex" xmlns:cx3="http://schemas.microsoft.com/office/drawing/2016/5/9/chartex" xmlns:cx4="http://schemas.microsoft.com/office/drawing/2016/5/10/chartex" xmlns:cx5="http://schemas.microsoft.com/office/drawing/2016/5/11/chartex" xmlns:cx6="http://schemas.microsoft.com/office/drawing/2016/5/12/chartex" xmlns:cx7="http://schemas.microsoft.com/office/drawing/2016/5/13/chartex" xmlns:cx8="http://schemas.microsoft.com/office/drawing/2016/5/14/chartex" xmlns:mc="http://schemas.openxmlformats.org/markup-compatibility/2006" xmlns:aink="http://schemas.microsoft.com/office/drawing/2016/ink" xmlns:am3d="http://schemas.microsoft.com/office/drawing/2017/model3d" xmlns:o="urn:schemas-microsoft-com:office:office" xmlns:r="http://schemas.openxmlformats.org/officeDocument/2006/relationships" xmlns:m="http://schemas.openxmlformats.org/officeDocument/2006/math" xmlns:v="urn:schemas-microsoft-com:vml" xmlns:wp14="http://schemas.microsoft.com/office/word/2010/wordprocessingDrawing" xmlns:wp="http://schemas.openxmlformats.org/drawingml/2006/wordprocessingDrawing" xmlns:w10="urn:schemas-microsoft-com:office:word" xmlns:w="http://schemas.openxmlformats.org/wordprocessingml/2006/main" xmlns:w14="http://schemas.microsoft.com/office/word/2010/wordml" xmlns:w15="http://schemas.microsoft.com/office/word/2012/wordml" xmlns:w16cex="http://schemas.microsoft.com/office/word/2018/wordml/cex" xmlns:w16cid="http://schemas.microsoft.com/office/word/2016/wordml/cid" xmlns:w16="http://schemas.microsoft.com/office/word/2018/wordml" xmlns:w16sdtdh="http://schemas.microsoft.com/office/word/2020/wordml/sdtdatahash" xmlns:w16se="http://schemas.microsoft.com/office/word/2015/wordml/symex" xmlns:wpg="http://schemas.microsoft.com/office/word/2010/wordprocessingGroup" xmlns:wpi="http://schemas.microsoft.com/office/word/2010/wordprocessingInk" xmlns:wne="http://schemas.microsoft.com/office/word/2006/wordml" xmlns:wps="http://schemas.microsoft.com/office/word/2010/wordprocessingShape" mc:Ignorable="w14 w15 w16se w16cid w16 w16cex w16sdtdh wp14">
+<w:footnotes xmlns:wpc="http://schemas.microsoft.com/office/word/2010/wordprocessingCanvas" xmlns:cx="http://schemas.microsoft.com/office/drawing/2014/chartex" xmlns:cx1="http://schemas.microsoft.com/office/drawing/2015/9/8/chartex" xmlns:cx2="http://schemas.microsoft.com/office/drawing/2015/10/21/chartex" xmlns:cx3="http://schemas.microsoft.com/office/drawing/2016/5/9/chartex" xmlns:cx4="http://schemas.microsoft.com/office/drawing/2016/5/10/chartex" xmlns:cx5="http://schemas.microsoft.com/office/drawing/2016/5/11/chartex" xmlns:cx6="http://schemas.microsoft.com/office/drawing/2016/5/12/chartex" xmlns:cx7="http://schemas.microsoft.com/office/drawing/2016/5/13/chartex" xmlns:cx8="http://schemas.microsoft.com/office/drawing/2016/5/14/chartex" xmlns:mc="http://schemas.openxmlformats.org/markup-compatibility/2006" xmlns:aink="http://schemas.microsoft.com/office/drawing/2016/ink" xmlns:am3d="http://schemas.microsoft.com/office/drawing/2017/model3d" xmlns:o="urn:schemas-microsoft-com:office:office" xmlns:oel="http://schemas.microsoft.com/office/2019/extlst" xmlns:r="http://schemas.openxmlformats.org/officeDocument/2006/relationships" xmlns:m="http://schemas.openxmlformats.org/officeDocument/2006/math" xmlns:v="urn:schemas-microsoft-com:vml" xmlns:wp14="http://schemas.microsoft.com/office/word/2010/wordprocessingDrawing" xmlns:wp="http://schemas.openxmlformats.org/drawingml/2006/wordprocessingDrawing" xmlns:w10="urn:schemas-microsoft-com:office:word" xmlns:w="http://schemas.openxmlformats.org/wordprocessingml/2006/main" xmlns:w14="http://schemas.microsoft.com/office/word/2010/wordml" xmlns:w15="http://schemas.microsoft.com/office/word/2012/wordml" xmlns:w16cex="http://schemas.microsoft.com/office/word/2018/wordml/cex" xmlns:w16cid="http://schemas.microsoft.com/office/word/2016/wordml/cid" xmlns:w16="http://schemas.microsoft.com/office/word/2018/wordml" xmlns:w16sdtdh="http://schemas.microsoft.com/office/word/2020/wordml/sdtdatahash" xmlns:w16se="http://schemas.microsoft.com/office/word/2015/wordml/symex" xmlns:wpg="http://schemas.microsoft.com/office/word/2010/wordprocessingGroup" xmlns:wpi="http://schemas.microsoft.com/office/word/2010/wordprocessingInk" xmlns:wne="http://schemas.microsoft.com/office/word/2006/wordml" xmlns:wps="http://schemas.microsoft.com/office/word/2010/wordprocessingShape" mc:Ignorable="w14 w15 w16se w16cid w16 w16cex w16sdtdh wp14">
   <w:footnote w:type="separator" w:id="-1">
     <w:p>
       <w:r>
@@ -24180,7 +24167,7 @@
 </file>
 
 <file path=word/header1.xml><?xml version="1.0" encoding="utf-8"?>
-<w:hdr xmlns:wpc="http://schemas.microsoft.com/office/word/2010/wordprocessingCanvas" xmlns:cx="http://schemas.microsoft.com/office/drawing/2014/chartex" xmlns:cx1="http://schemas.microsoft.com/office/drawing/2015/9/8/chartex" xmlns:cx2="http://schemas.microsoft.com/office/drawing/2015/10/21/chartex" xmlns:cx3="http://schemas.microsoft.com/office/drawing/2016/5/9/chartex" xmlns:cx4="http://schemas.microsoft.com/office/drawing/2016/5/10/chartex" xmlns:cx5="http://schemas.microsoft.com/office/drawing/2016/5/11/chartex" xmlns:cx6="http://schemas.microsoft.com/office/drawing/2016/5/12/chartex" xmlns:cx7="http://schemas.microsoft.com/office/drawing/2016/5/13/chartex" xmlns:cx8="http://schemas.microsoft.com/office/drawing/2016/5/14/chartex" xmlns:mc="http://schemas.openxmlformats.org/markup-compatibility/2006" xmlns:aink="http://schemas.microsoft.com/office/drawing/2016/ink" xmlns:am3d="http://schemas.microsoft.com/office/drawing/2017/model3d" xmlns:o="urn:schemas-microsoft-com:office:office" xmlns:r="http://schemas.openxmlformats.org/officeDocument/2006/relationships" xmlns:m="http://schemas.openxmlformats.org/officeDocument/2006/math" xmlns:v="urn:schemas-microsoft-com:vml" xmlns:wp14="http://schemas.microsoft.com/office/word/2010/wordprocessingDrawing" xmlns:wp="http://schemas.openxmlformats.org/drawingml/2006/wordprocessingDrawing" xmlns:w10="urn:schemas-microsoft-com:office:word" xmlns:w="http://schemas.openxmlformats.org/wordprocessingml/2006/main" xmlns:w14="http://schemas.microsoft.com/office/word/2010/wordml" xmlns:w15="http://schemas.microsoft.com/office/word/2012/wordml" xmlns:w16cex="http://schemas.microsoft.com/office/word/2018/wordml/cex" xmlns:w16cid="http://schemas.microsoft.com/office/word/2016/wordml/cid" xmlns:w16="http://schemas.microsoft.com/office/word/2018/wordml" xmlns:w16sdtdh="http://schemas.microsoft.com/office/word/2020/wordml/sdtdatahash" xmlns:w16se="http://schemas.microsoft.com/office/word/2015/wordml/symex" xmlns:wpg="http://schemas.microsoft.com/office/word/2010/wordprocessingGroup" xmlns:wpi="http://schemas.microsoft.com/office/word/2010/wordprocessingInk" xmlns:wne="http://schemas.microsoft.com/office/word/2006/wordml" xmlns:wps="http://schemas.microsoft.com/office/word/2010/wordprocessingShape" mc:Ignorable="w14 w15 w16se w16cid w16 w16cex w16sdtdh wp14">
+<w:hdr xmlns:wpc="http://schemas.microsoft.com/office/word/2010/wordprocessingCanvas" xmlns:cx="http://schemas.microsoft.com/office/drawing/2014/chartex" xmlns:cx1="http://schemas.microsoft.com/office/drawing/2015/9/8/chartex" xmlns:cx2="http://schemas.microsoft.com/office/drawing/2015/10/21/chartex" xmlns:cx3="http://schemas.microsoft.com/office/drawing/2016/5/9/chartex" xmlns:cx4="http://schemas.microsoft.com/office/drawing/2016/5/10/chartex" xmlns:cx5="http://schemas.microsoft.com/office/drawing/2016/5/11/chartex" xmlns:cx6="http://schemas.microsoft.com/office/drawing/2016/5/12/chartex" xmlns:cx7="http://schemas.microsoft.com/office/drawing/2016/5/13/chartex" xmlns:cx8="http://schemas.microsoft.com/office/drawing/2016/5/14/chartex" xmlns:mc="http://schemas.openxmlformats.org/markup-compatibility/2006" xmlns:aink="http://schemas.microsoft.com/office/drawing/2016/ink" xmlns:am3d="http://schemas.microsoft.com/office/drawing/2017/model3d" xmlns:o="urn:schemas-microsoft-com:office:office" xmlns:oel="http://schemas.microsoft.com/office/2019/extlst" xmlns:r="http://schemas.openxmlformats.org/officeDocument/2006/relationships" xmlns:m="http://schemas.openxmlformats.org/officeDocument/2006/math" xmlns:v="urn:schemas-microsoft-com:vml" xmlns:wp14="http://schemas.microsoft.com/office/word/2010/wordprocessingDrawing" xmlns:wp="http://schemas.openxmlformats.org/drawingml/2006/wordprocessingDrawing" xmlns:w10="urn:schemas-microsoft-com:office:word" xmlns:w="http://schemas.openxmlformats.org/wordprocessingml/2006/main" xmlns:w14="http://schemas.microsoft.com/office/word/2010/wordml" xmlns:w15="http://schemas.microsoft.com/office/word/2012/wordml" xmlns:w16cex="http://schemas.microsoft.com/office/word/2018/wordml/cex" xmlns:w16cid="http://schemas.microsoft.com/office/word/2016/wordml/cid" xmlns:w16="http://schemas.microsoft.com/office/word/2018/wordml" xmlns:w16sdtdh="http://schemas.microsoft.com/office/word/2020/wordml/sdtdatahash" xmlns:w16se="http://schemas.microsoft.com/office/word/2015/wordml/symex" xmlns:wpg="http://schemas.microsoft.com/office/word/2010/wordprocessingGroup" xmlns:wpi="http://schemas.microsoft.com/office/word/2010/wordprocessingInk" xmlns:wne="http://schemas.microsoft.com/office/word/2006/wordml" xmlns:wps="http://schemas.microsoft.com/office/word/2010/wordprocessingShape" mc:Ignorable="w14 w15 w16se w16cid w16 w16cex w16sdtdh wp14">
   <w:p>
     <w:pPr>
       <w:spacing w:line="200" w:lineRule="exact"/>
@@ -24384,7 +24371,7 @@
 </file>
 
 <file path=word/numbering.xml><?xml version="1.0" encoding="utf-8"?>
-<w:numbering xmlns:wpc="http://schemas.microsoft.com/office/word/2010/wordprocessingCanvas" xmlns:cx="http://schemas.microsoft.com/office/drawing/2014/chartex" xmlns:cx1="http://schemas.microsoft.com/office/drawing/2015/9/8/chartex" xmlns:cx2="http://schemas.microsoft.com/office/drawing/2015/10/21/chartex" xmlns:cx3="http://schemas.microsoft.com/office/drawing/2016/5/9/chartex" xmlns:cx4="http://schemas.microsoft.com/office/drawing/2016/5/10/chartex" xmlns:cx5="http://schemas.microsoft.com/office/drawing/2016/5/11/chartex" xmlns:cx6="http://schemas.microsoft.com/office/drawing/2016/5/12/chartex" xmlns:cx7="http://schemas.microsoft.com/office/drawing/2016/5/13/chartex" xmlns:cx8="http://schemas.microsoft.com/office/drawing/2016/5/14/chartex" xmlns:mc="http://schemas.openxmlformats.org/markup-compatibility/2006" xmlns:aink="http://schemas.microsoft.com/office/drawing/2016/ink" xmlns:am3d="http://schemas.microsoft.com/office/drawing/2017/model3d" xmlns:o="urn:schemas-microsoft-com:office:office" xmlns:r="http://schemas.openxmlformats.org/officeDocument/2006/relationships" xmlns:m="http://schemas.openxmlformats.org/officeDocument/2006/math" xmlns:v="urn:schemas-microsoft-com:vml" xmlns:wp14="http://schemas.microsoft.com/office/word/2010/wordprocessingDrawing" xmlns:wp="http://schemas.openxmlformats.org/drawingml/2006/wordprocessingDrawing" xmlns:w10="urn:schemas-microsoft-com:office:word" xmlns:w="http://schemas.openxmlformats.org/wordprocessingml/2006/main" xmlns:w14="http://schemas.microsoft.com/office/word/2010/wordml" xmlns:w15="http://schemas.microsoft.com/office/word/2012/wordml" xmlns:w16cex="http://schemas.microsoft.com/office/word/2018/wordml/cex" xmlns:w16cid="http://schemas.microsoft.com/office/word/2016/wordml/cid" xmlns:w16="http://schemas.microsoft.com/office/word/2018/wordml" xmlns:w16sdtdh="http://schemas.microsoft.com/office/word/2020/wordml/sdtdatahash" xmlns:w16se="http://schemas.microsoft.com/office/word/2015/wordml/symex" xmlns:wpg="http://schemas.microsoft.com/office/word/2010/wordprocessingGroup" xmlns:wpi="http://schemas.microsoft.com/office/word/2010/wordprocessingInk" xmlns:wne="http://schemas.microsoft.com/office/word/2006/wordml" xmlns:wps="http://schemas.microsoft.com/office/word/2010/wordprocessingShape" mc:Ignorable="w14 w15 w16se w16cid w16 w16cex w16sdtdh wp14">
+<w:numbering xmlns:wpc="http://schemas.microsoft.com/office/word/2010/wordprocessingCanvas" xmlns:cx="http://schemas.microsoft.com/office/drawing/2014/chartex" xmlns:cx1="http://schemas.microsoft.com/office/drawing/2015/9/8/chartex" xmlns:cx2="http://schemas.microsoft.com/office/drawing/2015/10/21/chartex" xmlns:cx3="http://schemas.microsoft.com/office/drawing/2016/5/9/chartex" xmlns:cx4="http://schemas.microsoft.com/office/drawing/2016/5/10/chartex" xmlns:cx5="http://schemas.microsoft.com/office/drawing/2016/5/11/chartex" xmlns:cx6="http://schemas.microsoft.com/office/drawing/2016/5/12/chartex" xmlns:cx7="http://schemas.microsoft.com/office/drawing/2016/5/13/chartex" xmlns:cx8="http://schemas.microsoft.com/office/drawing/2016/5/14/chartex" xmlns:mc="http://schemas.openxmlformats.org/markup-compatibility/2006" xmlns:aink="http://schemas.microsoft.com/office/drawing/2016/ink" xmlns:am3d="http://schemas.microsoft.com/office/drawing/2017/model3d" xmlns:o="urn:schemas-microsoft-com:office:office" xmlns:oel="http://schemas.microsoft.com/office/2019/extlst" xmlns:r="http://schemas.openxmlformats.org/officeDocument/2006/relationships" xmlns:m="http://schemas.openxmlformats.org/officeDocument/2006/math" xmlns:v="urn:schemas-microsoft-com:vml" xmlns:wp14="http://schemas.microsoft.com/office/word/2010/wordprocessingDrawing" xmlns:wp="http://schemas.openxmlformats.org/drawingml/2006/wordprocessingDrawing" xmlns:w10="urn:schemas-microsoft-com:office:word" xmlns:w="http://schemas.openxmlformats.org/wordprocessingml/2006/main" xmlns:w14="http://schemas.microsoft.com/office/word/2010/wordml" xmlns:w15="http://schemas.microsoft.com/office/word/2012/wordml" xmlns:w16cex="http://schemas.microsoft.com/office/word/2018/wordml/cex" xmlns:w16cid="http://schemas.microsoft.com/office/word/2016/wordml/cid" xmlns:w16="http://schemas.microsoft.com/office/word/2018/wordml" xmlns:w16sdtdh="http://schemas.microsoft.com/office/word/2020/wordml/sdtdatahash" xmlns:w16se="http://schemas.microsoft.com/office/word/2015/wordml/symex" xmlns:wpg="http://schemas.microsoft.com/office/word/2010/wordprocessingGroup" xmlns:wpi="http://schemas.microsoft.com/office/word/2010/wordprocessingInk" xmlns:wne="http://schemas.microsoft.com/office/word/2006/wordml" xmlns:wps="http://schemas.microsoft.com/office/word/2010/wordprocessingShape" mc:Ignorable="w14 w15 w16se w16cid w16 w16cex w16sdtdh wp14">
   <w:abstractNum w:abstractNumId="0" w15:restartNumberingAfterBreak="0">
     <w:nsid w:val="57D53E61"/>
     <w:multiLevelType w:val="hybridMultilevel"/>
@@ -24475,7 +24462,7 @@
       </w:pPr>
     </w:lvl>
   </w:abstractNum>
-  <w:num w:numId="1">
+  <w:num w:numId="1" w16cid:durableId="1851292667">
     <w:abstractNumId w:val="0"/>
   </w:num>
 </w:numbering>
@@ -24947,6 +24934,29 @@
       <w:contextualSpacing/>
     </w:pPr>
   </w:style>
+  <w:style w:type="character" w:styleId="Hipervnculo">
+    <w:name w:val="Hyperlink"/>
+    <w:basedOn w:val="Fuentedeprrafopredeter"/>
+    <w:uiPriority w:val="99"/>
+    <w:unhideWhenUsed/>
+    <w:rsid w:val="00DC3530"/>
+    <w:rPr>
+      <w:color w:val="0563C1" w:themeColor="hyperlink"/>
+      <w:u w:val="single"/>
+    </w:rPr>
+  </w:style>
+  <w:style w:type="character" w:styleId="Mencinsinresolver">
+    <w:name w:val="Unresolved Mention"/>
+    <w:basedOn w:val="Fuentedeprrafopredeter"/>
+    <w:uiPriority w:val="99"/>
+    <w:semiHidden/>
+    <w:unhideWhenUsed/>
+    <w:rsid w:val="00DC3530"/>
+    <w:rPr>
+      <w:color w:val="605E5C"/>
+      <w:shd w:val="clear" w:color="auto" w:fill="E1DFDD"/>
+    </w:rPr>
+  </w:style>
 </w:styles>
 </file>
 
